--- a/example_articles/gender/Women/5.gender_Women_Other_publisher.docx
+++ b/example_articles/gender/Women/5.gender_Women_Other_publisher.docx
@@ -7,7 +7,7 @@
         <w:pStyle w:val="Heading1"/>
       </w:pPr>
       <w:r>
-        <w:t>La. politics a world apart // Gap between rich and poor boosts populist candidates</w:t>
+        <w:t>'Motor voter' plan enhances democracy</w:t>
       </w:r>
     </w:p>
     <w:p>
@@ -17,22 +17,22 @@
     </w:p>
     <w:p>
       <w:r>
-        <w:t>Date: 1991-11-15</w:t>
+        <w:t>Date: 1990-02-08</w:t>
       </w:r>
     </w:p>
     <w:p>
       <w:r>
-        <w:t>Section: NEWS; Pg. 2A</w:t>
+        <w:t>Section: NEWS; Pg. 12A; Opinion</w:t>
       </w:r>
     </w:p>
     <w:p>
       <w:r>
-        <w:t>Source file: Other publishers/Files (500) (18).DOCX</w:t>
+        <w:t>Source file: Other publishers/Files (500) (17).DOCX</w:t>
       </w:r>
     </w:p>
     <w:p>
       <w:r>
-        <w:t>Raw gender result, 'gender': Women (mentioned)</w:t>
+        <w:t>Raw gender result, 'gender': Men and women</w:t>
       </w:r>
     </w:p>
     <w:p>
@@ -49,35 +49,49 @@
     </w:p>
     <w:p>
       <w:r>
-        <w:t>Louisiana tends to be different. Creole food. Cajun accents. And the wildest politics this side of Central America.</w:t>
+        <w:t>DeWayne Wickham is a columnist for Gannett News Service and USA TODAY.</w:t>
         <w:br/>
-        <w:t>''The rich alluvial soil of Louisiana, more than any other state, is fertile ground for political demagogues,'' notes The Almanac of American Politics, which describes Louisiana as ''America's Third World.''</w:t>
+        <w:t xml:space="preserve"> </w:t>
         <w:br/>
-        <w:t>The wide gap between rich and poor - greater than almost anywhere else in the country - has nourished working-class populist candidates.</w:t>
+        <w:t xml:space="preserve"> BALTIMORE - The debate is very heated.</w:t>
         <w:br/>
-        <w:t>In the rural poverty along the Mississippi River, David Duke finished first in last month's 12-way primary, with 42% of the vote in Concordia Parish. (Parish is the state's term for county).</w:t>
+        <w:t>On one side are those who want to open up government to people long excluded from the political process.</w:t>
         <w:br/>
-        <w:t>Concordia's jobless rate is 13.1% - tops in the state.</w:t>
+        <w:t>Opposing them are the men and women made uncomfortable by such a revolutionary idea.</w:t>
         <w:br/>
-        <w:t>But until Duke's rise, Louisiana politics generally lacked many of the strident racist tones that are a part of Southern political history.</w:t>
+        <w:t>No, I'm not talking about this week's Soviet Central Committee meeting in Moscow. And this ideological clash isn't occurring in Yugoslavia or Bulgaria, either.</w:t>
         <w:br/>
-        <w:t>Huey Long, the legendary senator and governor who vowed to make ''Every Man a King,'' said in 1933: ''You can't help poor whites without helping Negroes.''</w:t>
+        <w:t>It happening in the halls of the United States Congress.</w:t>
         <w:br/>
-        <w:t>Long wasn't willing to tackle the segregation of his day. But unlike many Southern politicans then, he didn't make blacks a target.</w:t>
+        <w:t>That's right.</w:t>
         <w:br/>
-        <w:t>His biographer, T. Harry Williams, wrote that ''by seeming to be a complete segregationist,'' Long ''reserved for himself a freedom of action on racial matters - he could do some things that broached the pattern of segregation, he could give the Negroes certain rights that he had believed they should have. The rights he would extend were economic ones. He felt a genuine sympathy for the material plight of the Negro.''</w:t>
+        <w:t>While a democracy movement is rushing across Eastern Europe, Congress debates a bill that will make it easier for Americans to vote.</w:t>
         <w:br/>
-        <w:t>Other Louisiana governors have viewed politics as an extension of show biz.</w:t>
+        <w:t>An influential clique of Republicans has been battling to kill the bill that requires states to register to vote people who apply for driver's licenses. It passed the House Tuesday but still must win Senate approval and withstand a threatened presidential veto to become law.</w:t>
         <w:br/>
-        <w:t>Jimmie Davis, a country singer who wrote You Are My Sunshine, was elected governor twice - in 1943 and 1961. He saw fit to address the Legislature in music, singing about bills he threatened to veto.</w:t>
+        <w:t>Given our national obsession with the automobile, passage of the bill would likely swell the voting rolls - a democratic act that's certain to keep us ahead of Bolshevik reformers.</w:t>
         <w:br/>
-        <w:t>And Earl Long, Huey's brother, who was committed to a mental institution during his third term as governor, once explained the secret of his political success: ''Don't write anything you can phone. Don't phone anything you can talk face-to-face. Don't talk anything you can smile. Don't smile anything you can wink. And don't wink anything you can nod.''</w:t>
+        <w:t>Opponents of the ''motor voter'' bill have rallied president Bush to their side. It seems the acknowledged leader of the Free World, too, wants to limit the freedom of people to register to vote.</w:t>
+        <w:br/>
+        <w:t>Throughout history, the right to vote has always been zealously guarded by a jealous elite. Extending this basic democratic right to working-class white men, women and African-Americans took nearly two centuries.</w:t>
+        <w:br/>
+        <w:t>But a mix of state voter-registration laws now undermines the exercise of this constitutional guarantee.</w:t>
+        <w:br/>
+        <w:t>The motor voter bill - which also provides for voter registration in other public offices - is intended to keep our democracy out front of those emerging from behind the Iron Curtain.</w:t>
+        <w:br/>
+        <w:t>A good number of Republicans think the whole idea is a scheme by Democrats to increase their ranks. Maybe.</w:t>
+        <w:br/>
+        <w:t>But should the right to vote be meted out like so many pork-barrel projects? Shouldn't it be protected by Democrats and Republicans alike, regardless of who benefits?</w:t>
+        <w:br/>
+        <w:t>Squashing an effort to make it easier for people to vote is the act of those who cling desperately to power.</w:t>
+        <w:br/>
+        <w:t>Unseating them ought to be the job of freedom-loving people everywhere.</w:t>
         <w:br/>
         <w:br/>
         <w:t>Notes</w:t>
         <w:br/>
         <w:br/>
-        <w:t>LOUISIANA ELECTION</w:t>
+        <w:t>Ribbon Label; FACE-OFF; MAKING VOTING EASIER; 2</w:t>
         <w:br/>
         <w:br/>
         <w:t>Graphic</w:t>
@@ -85,11 +99,7 @@
         <w:br/>
         <w:t xml:space="preserve"> </w:t>
         <w:br/>
-        <w:t>GRAPHIC; b/w, USA TODAY, Source: USA TODAY research by Cheri Privor; Bureau of the Census; State of Louisiana; Department of Commerce, Bureau of Labor Statistics (Bar graphs, Line graph, Map, La.); PHOTO; b/w, AP (1987 photo); PHOTO; b/w</w:t>
-        <w:br/>
-        <w:t xml:space="preserve"> </w:t>
-        <w:br/>
-        <w:t>CUTLINE: DAVIS: As governor, he sang to the Legislature about bills he planned to veto. CUTLINE: HUEY LONG</w:t>
+        <w:t>PHOTO; b/w (DeWayne Wickham)</w:t>
       </w:r>
     </w:p>
     <w:sectPr>

--- a/example_articles/gender/Women/5.gender_Women_Other_publisher.docx
+++ b/example_articles/gender/Women/5.gender_Women_Other_publisher.docx
@@ -7,7 +7,7 @@
         <w:pStyle w:val="Heading1"/>
       </w:pPr>
       <w:r>
-        <w:t>'Motor voter' plan enhances democracy</w:t>
+        <w:t>'I like being along the water' Still hauling lobsters at 101 without any plans to stop</w:t>
       </w:r>
     </w:p>
     <w:p>
@@ -17,22 +17,22 @@
     </w:p>
     <w:p>
       <w:r>
-        <w:t>Date: 1990-02-08</w:t>
+        <w:t>Date: 2021-09-17</w:t>
       </w:r>
     </w:p>
     <w:p>
       <w:r>
-        <w:t>Section: NEWS; Pg. 12A; Opinion</w:t>
+        <w:t>Section: FEATURES WIRE_; Pg. 2</w:t>
       </w:r>
     </w:p>
     <w:p>
       <w:r>
-        <w:t>Source file: Other publishers/Files (500) (17).DOCX</w:t>
+        <w:t>Source file: Other publishers/Files (500) (3).DOCX</w:t>
       </w:r>
     </w:p>
     <w:p>
       <w:r>
-        <w:t>Raw gender result, 'gender': Men and women</w:t>
+        <w:t>Raw gender result, 'gender': Mostly women (the article focuses on a woman lobster fisher; includes her son but primary subject is a woman)</w:t>
       </w:r>
     </w:p>
     <w:p>
@@ -49,49 +49,9 @@
     </w:p>
     <w:p>
       <w:r>
-        <w:t>DeWayne Wickham is a columnist for Gannett News Service and USA TODAY.</w:t>
+        <w:t xml:space="preserve">ROCKLAND, Maine — When Virginia Oliver started trapping lobster off Maine's rocky coast, World War II was more than a decade in the future, the electronic traffic signal was a recent invention and few women were harvesting lobsters. Nearly a century later, at age 101, she's still doing it. The oldest lobster fisher in the state and possibly the oldest one in the world, Oliver still faithfully tends to her traps off Rockland, Maine, with her 78-year-old son Max. </w:t>
         <w:br/>
-        <w:t xml:space="preserve"> </w:t>
-        <w:br/>
-        <w:t xml:space="preserve"> BALTIMORE - The debate is very heated.</w:t>
-        <w:br/>
-        <w:t>On one side are those who want to open up government to people long excluded from the political process.</w:t>
-        <w:br/>
-        <w:t>Opposing them are the men and women made uncomfortable by such a revolutionary idea.</w:t>
-        <w:br/>
-        <w:t>No, I'm not talking about this week's Soviet Central Committee meeting in Moscow. And this ideological clash isn't occurring in Yugoslavia or Bulgaria, either.</w:t>
-        <w:br/>
-        <w:t>It happening in the halls of the United States Congress.</w:t>
-        <w:br/>
-        <w:t>That's right.</w:t>
-        <w:br/>
-        <w:t>While a democracy movement is rushing across Eastern Europe, Congress debates a bill that will make it easier for Americans to vote.</w:t>
-        <w:br/>
-        <w:t>An influential clique of Republicans has been battling to kill the bill that requires states to register to vote people who apply for driver's licenses. It passed the House Tuesday but still must win Senate approval and withstand a threatened presidential veto to become law.</w:t>
-        <w:br/>
-        <w:t>Given our national obsession with the automobile, passage of the bill would likely swell the voting rolls - a democratic act that's certain to keep us ahead of Bolshevik reformers.</w:t>
-        <w:br/>
-        <w:t>Opponents of the ''motor voter'' bill have rallied president Bush to their side. It seems the acknowledged leader of the Free World, too, wants to limit the freedom of people to register to vote.</w:t>
-        <w:br/>
-        <w:t>Throughout history, the right to vote has always been zealously guarded by a jealous elite. Extending this basic democratic right to working-class white men, women and African-Americans took nearly two centuries.</w:t>
-        <w:br/>
-        <w:t>But a mix of state voter-registration laws now undermines the exercise of this constitutional guarantee.</w:t>
-        <w:br/>
-        <w:t>The motor voter bill - which also provides for voter registration in other public offices - is intended to keep our democracy out front of those emerging from behind the Iron Curtain.</w:t>
-        <w:br/>
-        <w:t>A good number of Republicans think the whole idea is a scheme by Democrats to increase their ranks. Maybe.</w:t>
-        <w:br/>
-        <w:t>But should the right to vote be meted out like so many pork-barrel projects? Shouldn't it be protected by Democrats and Republicans alike, regardless of who benefits?</w:t>
-        <w:br/>
-        <w:t>Squashing an effort to make it easier for people to vote is the act of those who cling desperately to power.</w:t>
-        <w:br/>
-        <w:t>Unseating them ought to be the job of freedom-loving people everywhere.</w:t>
-        <w:br/>
-        <w:br/>
-        <w:t>Notes</w:t>
-        <w:br/>
-        <w:br/>
-        <w:t>Ribbon Label; FACE-OFF; MAKING VOTING EASIER; 2</w:t>
+        <w:t>Oliver started trapping lobsters at age 8, and these days she catches them using a boat that once belonged to her late husband and bears her own name, the "Virginia." She said she has no intention to stop, but she is concerned about the health of Maine's lobster population, which she said is subject to heavy fishing pressure these days. "I've done it all my life, so I might as well keep doing it," Oliver said. The lobster industry has changed over the course of Oliver's many decades on the water, and lobsters have grown from a working class food to a delicacy. The lobsters fetched 28 cents a pound on the docks when she first starting trapping them; now, it's 15 times that. Wire traps have replaced her beloved old wooden ones, which these days are used as kitsch in seafood restaurants. Other aspects, though, are remarkably similar. She's still loading pogeys — lobster-speak for menhaden, a small fish — into traps to lure the crustaceans in. And she's still getting up long before dawn to get on the boat and do it. She was destined for this life, in some ways. Her father was a lobster dealer, starting around the turn of the century, and instilled a love of the business in Oliver, who would join him on trips. Wayne Gray, a family friend who lives nearby, said Oliver had a brief scare a couple of years ago when a crab snipped her finger and she had to get seven stitches. She never even considered hanging up her lobster traps, though. "The doctor admonished her, said 'Why are you out there lobstering?'" Gray said. "She said, 'Because I want to.'" After all these years, Oliver still gets excited about a lobster dinner of her own and typically fixes one for herself about once a week. And she has no plans to quit lobstering any time soon. "I like doing it, I like being along the water," she said. "And so I'm going to keep on doing it just as long as I can. "</w:t>
         <w:br/>
         <w:br/>
         <w:t>Graphic</w:t>
@@ -99,7 +59,7 @@
         <w:br/>
         <w:t xml:space="preserve"> </w:t>
         <w:br/>
-        <w:t>PHOTO; b/w (DeWayne Wickham)</w:t>
+        <w:t>Associated Press Virginia Oliver, age 101, works Tuesday as a sternman, measuring and banding lobsters on her son Max Oliver's boat, off Rockland, Maine. The state's oldest lobster harvester has been doing it since before the onset of the Great Depression.</w:t>
       </w:r>
     </w:p>
     <w:sectPr>

--- a/example_articles/gender/Women/5.gender_Women_Other_publisher.docx
+++ b/example_articles/gender/Women/5.gender_Women_Other_publisher.docx
@@ -32,7 +32,7 @@
     </w:p>
     <w:p>
       <w:r>
-        <w:t>Raw gender result, 'gender': Mostly women (the article focuses on a woman lobster fisher; includes her son but primary subject is a woman)</w:t>
+        <w:t>Raw gender result, 'gender': Mostly women (the article focuses on an individual woman)</w:t>
       </w:r>
     </w:p>
     <w:p>
